--- a/docs/uat/ICB_MES_UAT_Script_PlanningBoard_v1.0.docx
+++ b/docs/uat/ICB_MES_UAT_Script_PlanningBoard_v1.0.docx
@@ -382,7 +382,7 @@
         <w:spacing w:after="60"/>
       </w:pPr>
       <w:r>
-        <w:t xml:space="preserve">☐  2.1.  The week header shows a CONTIGUOUS run of weeks with no gaps (e.g. W15, W16, W17, W18, …). Confirm no week is skipped. (D6 fix — weeks W17/W18 used to be missing.)</w:t>
+        <w:t xml:space="preserve">☐  2.1.  The week header shows a CONTIGUOUS run of ~12 weeks starting at the CURRENT week, with no gaps. Confirm the first column is the current week and no week is skipped. (D6 fix — weeks used to be dropped, and the window was stuck on old weeks instead of rolling forward from now.)</w:t>
       </w:r>
     </w:p>
     <w:p>
